--- a/fuentes/08120000_CF01_CFA.docx
+++ b/fuentes/08120000_CF01_CFA.docx
@@ -205,7 +205,7 @@
               </wp:anchor>
             </w:drawing>
           </mc:Choice>
-          <mc:Fallback xmlns:w16sdtfl="http://schemas.microsoft.com/office/word/2024/wordml/sdtformatlock" xmlns:w16du="http://schemas.microsoft.com/office/word/2023/wordml/word16du" xmlns:w16cei="http://schemas.microsoft.com/office/word/2026/wordml/cei" xmlns:oel="http://schemas.microsoft.com/office/2019/extlst">
+          <mc:Fallback xmlns:oel="http://schemas.microsoft.com/office/2019/extlst" xmlns:w16cei="http://schemas.microsoft.com/office/word/2026/wordml/cei" xmlns:w16du="http://schemas.microsoft.com/office/word/2023/wordml/word16du" xmlns:w16sdtfl="http://schemas.microsoft.com/office/word/2024/wordml/sdtformatlock">
             <w:pict>
               <v:rect w14:anchorId="4C256C62" id="Rectángulo 3" o:spid="_x0000_s1026" alt="&quot;&quot;" style="position:absolute;margin-left:-55.95pt;margin-top:26.4pt;width:613.85pt;height:164.25pt;z-index:-251655168;visibility:visible;mso-wrap-style:square;mso-height-percent:0;mso-wrap-distance-left:9pt;mso-wrap-distance-top:0;mso-wrap-distance-right:9pt;mso-wrap-distance-bottom:0;mso-position-horizontal:absolute;mso-position-horizontal-relative:text;mso-position-vertical:absolute;mso-position-vertical-relative:text;mso-height-percent:0;mso-height-relative:margin;v-text-anchor:middle" o:gfxdata="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" fillcolor="#00314d" stroked="f" strokeweight="1pt"/>
             </w:pict>
@@ -10014,7 +10014,7 @@
     <w:p>
       <w:pPr>
         <w:pStyle w:val="Titulosgenerales"/>
-        <w:ind w:left="-360"/>
+        <w:ind w:left="-360" w:firstLine="360"/>
         <w:rPr>
           <w:u w:val="single"/>
         </w:rPr>
@@ -17292,7 +17292,14 @@
 </file>
 
 <file path=customXml/item2.xml><?xml version="1.0" encoding="utf-8"?>
-<b:Sources xmlns:b="http://schemas.openxmlformats.org/officeDocument/2006/bibliography" xmlns="http://schemas.openxmlformats.org/officeDocument/2006/bibliography" SelectedStyle="\APASixthEditionOfficeOnline.xsl" StyleName="APA" Version="6"/>
+<p:properties xmlns:p="http://schemas.microsoft.com/office/2006/metadata/properties" xmlns:xsi="http://www.w3.org/2001/XMLSchema-instance" xmlns:pc="http://schemas.microsoft.com/office/infopath/2007/PartnerControls">
+  <documentManagement>
+    <TaxCatchAll xmlns="67a0edcd-0de5-43ed-8c27-e32f38a00c91" xsi:nil="true"/>
+    <lcf76f155ced4ddcb4097134ff3c332f xmlns="42760c81-fd8e-4d59-8953-7cdb9f38b14f">
+      <Terms xmlns="http://schemas.microsoft.com/office/infopath/2007/PartnerControls"/>
+    </lcf76f155ced4ddcb4097134ff3c332f>
+  </documentManagement>
+</p:properties>
 </file>
 
 <file path=customXml/item3.xml><?xml version="1.0" encoding="utf-8"?>
@@ -17305,14 +17312,7 @@
 </file>
 
 <file path=customXml/item4.xml><?xml version="1.0" encoding="utf-8"?>
-<p:properties xmlns:p="http://schemas.microsoft.com/office/2006/metadata/properties" xmlns:xsi="http://www.w3.org/2001/XMLSchema-instance" xmlns:pc="http://schemas.microsoft.com/office/infopath/2007/PartnerControls">
-  <documentManagement>
-    <TaxCatchAll xmlns="67a0edcd-0de5-43ed-8c27-e32f38a00c91" xsi:nil="true"/>
-    <lcf76f155ced4ddcb4097134ff3c332f xmlns="42760c81-fd8e-4d59-8953-7cdb9f38b14f">
-      <Terms xmlns="http://schemas.microsoft.com/office/infopath/2007/PartnerControls"/>
-    </lcf76f155ced4ddcb4097134ff3c332f>
-  </documentManagement>
-</p:properties>
+<b:Sources xmlns:b="http://schemas.openxmlformats.org/officeDocument/2006/bibliography" xmlns="http://schemas.openxmlformats.org/officeDocument/2006/bibliography" SelectedStyle="\APASixthEditionOfficeOnline.xsl" StyleName="APA" Version="6"/>
 </file>
 
 <file path=customXml/itemProps1.xml><?xml version="1.0" encoding="utf-8"?>
@@ -17335,9 +17335,18 @@
 </file>
 
 <file path=customXml/itemProps2.xml><?xml version="1.0" encoding="utf-8"?>
-<ds:datastoreItem xmlns:ds="http://schemas.openxmlformats.org/officeDocument/2006/customXml" ds:itemID="{EAE431FD-7059-4C09-804B-C9D69EB7B213}">
+<ds:datastoreItem xmlns:ds="http://schemas.openxmlformats.org/officeDocument/2006/customXml" ds:itemID="{1279454D-02BE-4A9C-A117-DCD1573E2608}">
   <ds:schemaRefs>
-    <ds:schemaRef ds:uri="http://schemas.openxmlformats.org/officeDocument/2006/bibliography"/>
+    <ds:schemaRef ds:uri="67a0edcd-0de5-43ed-8c27-e32f38a00c91"/>
+    <ds:schemaRef ds:uri="http://purl.org/dc/terms/"/>
+    <ds:schemaRef ds:uri="http://schemas.openxmlformats.org/package/2006/metadata/core-properties"/>
+    <ds:schemaRef ds:uri="http://schemas.microsoft.com/office/2006/documentManagement/types"/>
+    <ds:schemaRef ds:uri="http://schemas.microsoft.com/office/infopath/2007/PartnerControls"/>
+    <ds:schemaRef ds:uri="http://purl.org/dc/elements/1.1/"/>
+    <ds:schemaRef ds:uri="http://purl.org/dc/dcmitype/"/>
+    <ds:schemaRef ds:uri="http://schemas.microsoft.com/office/2006/metadata/properties"/>
+    <ds:schemaRef ds:uri="42760c81-fd8e-4d59-8953-7cdb9f38b14f"/>
+    <ds:schemaRef ds:uri="http://www.w3.org/XML/1998/namespace"/>
   </ds:schemaRefs>
 </ds:datastoreItem>
 </file>
@@ -17351,12 +17360,9 @@
 </file>
 
 <file path=customXml/itemProps4.xml><?xml version="1.0" encoding="utf-8"?>
-<ds:datastoreItem xmlns:ds="http://schemas.openxmlformats.org/officeDocument/2006/customXml" ds:itemID="{1279454D-02BE-4A9C-A117-DCD1573E2608}">
+<ds:datastoreItem xmlns:ds="http://schemas.openxmlformats.org/officeDocument/2006/customXml" ds:itemID="{EAE431FD-7059-4C09-804B-C9D69EB7B213}">
   <ds:schemaRefs>
-    <ds:schemaRef ds:uri="http://schemas.microsoft.com/office/2006/metadata/properties"/>
-    <ds:schemaRef ds:uri="http://schemas.microsoft.com/office/infopath/2007/PartnerControls"/>
-    <ds:schemaRef ds:uri="67a0edcd-0de5-43ed-8c27-e32f38a00c91"/>
-    <ds:schemaRef ds:uri="42760c81-fd8e-4d59-8953-7cdb9f38b14f"/>
+    <ds:schemaRef ds:uri="http://schemas.openxmlformats.org/officeDocument/2006/bibliography"/>
   </ds:schemaRefs>
 </ds:datastoreItem>
 </file>
--- a/fuentes/08120000_CF01_CFA.docx
+++ b/fuentes/08120000_CF01_CFA.docx
@@ -205,7 +205,7 @@
               </wp:anchor>
             </w:drawing>
           </mc:Choice>
-          <mc:Fallback xmlns:oel="http://schemas.microsoft.com/office/2019/extlst" xmlns:w16cei="http://schemas.microsoft.com/office/word/2026/wordml/cei" xmlns:w16du="http://schemas.microsoft.com/office/word/2023/wordml/word16du" xmlns:w16sdtfl="http://schemas.microsoft.com/office/word/2024/wordml/sdtformatlock">
+          <mc:Fallback xmlns:w16sdtfl="http://schemas.microsoft.com/office/word/2024/wordml/sdtformatlock" xmlns:w16du="http://schemas.microsoft.com/office/word/2023/wordml/word16du" xmlns:w16cei="http://schemas.microsoft.com/office/word/2026/wordml/cei" xmlns:oel="http://schemas.microsoft.com/office/2019/extlst">
             <w:pict>
               <v:rect w14:anchorId="4C256C62" id="Rectángulo 3" o:spid="_x0000_s1026" alt="&quot;&quot;" style="position:absolute;margin-left:-55.95pt;margin-top:26.4pt;width:613.85pt;height:164.25pt;z-index:-251655168;visibility:visible;mso-wrap-style:square;mso-height-percent:0;mso-wrap-distance-left:9pt;mso-wrap-distance-top:0;mso-wrap-distance-right:9pt;mso-wrap-distance-bottom:0;mso-position-horizontal:absolute;mso-position-horizontal-relative:text;mso-position-vertical:absolute;mso-position-vertical-relative:text;mso-height-percent:0;mso-height-relative:margin;v-text-anchor:middle" o:gfxdata="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" fillcolor="#00314d" stroked="f" strokeweight="1pt"/>
             </w:pict>
@@ -3129,7 +3129,13 @@
     </w:p>
     <w:p>
       <w:r>
-        <w:t>El tema se desarrollará de manera progresiva, iniciando con el análisis de las mercancías, sus características y naturaleza de la carga. Posteriormente, se abordarán aspectos relacionados con el empaque, embalaje, rotulado, almacenamiento y comunicación logística. Finalmente, se estudiarán las actividades de alistamiento y preparación para despacho, integrando criterios de calidad, seguridad y eficiencia operativa</w:t>
+        <w:t xml:space="preserve">El tema se desarrollará de manera progresiva, iniciando con el análisis de las mercancías, sus características y </w:t>
+      </w:r>
+      <w:r>
+        <w:t xml:space="preserve">la </w:t>
+      </w:r>
+      <w:r>
+        <w:t>naturaleza de la carga. Posteriormente, se abordarán aspectos relacionados con el empaque, embalaje, rotulado, almacenamiento y comunicación logística. Finalmente, se estudiarán las actividades de alistamiento y preparación para despacho, integrando criterios de calidad, seguridad y eficiencia operativa</w:t>
       </w:r>
       <w:r>
         <w:t>.</w:t>
@@ -17091,6 +17097,17 @@
 </file>
 
 <file path=customXml/item1.xml><?xml version="1.0" encoding="utf-8"?>
+<p:properties xmlns:p="http://schemas.microsoft.com/office/2006/metadata/properties" xmlns:xsi="http://www.w3.org/2001/XMLSchema-instance" xmlns:pc="http://schemas.microsoft.com/office/infopath/2007/PartnerControls">
+  <documentManagement>
+    <TaxCatchAll xmlns="67a0edcd-0de5-43ed-8c27-e32f38a00c91" xsi:nil="true"/>
+    <lcf76f155ced4ddcb4097134ff3c332f xmlns="42760c81-fd8e-4d59-8953-7cdb9f38b14f">
+      <Terms xmlns="http://schemas.microsoft.com/office/infopath/2007/PartnerControls"/>
+    </lcf76f155ced4ddcb4097134ff3c332f>
+  </documentManagement>
+</p:properties>
+</file>
+
+<file path=customXml/item2.xml><?xml version="1.0" encoding="utf-8"?>
 <ct:contentTypeSchema xmlns:ct="http://schemas.microsoft.com/office/2006/metadata/contentType" xmlns:ma="http://schemas.microsoft.com/office/2006/metadata/properties/metaAttributes" ct:_="" ma:_="" ma:contentTypeName="Documento" ma:contentTypeID="0x01010005252A1EF3BD024F856B47B579AB5244" ma:contentTypeVersion="12" ma:contentTypeDescription="Crear nuevo documento." ma:contentTypeScope="" ma:versionID="32d0e18b85ac20c34eab62df21c0cf58">
   <xsd:schema xmlns:xsd="http://www.w3.org/2001/XMLSchema" xmlns:xs="http://www.w3.org/2001/XMLSchema" xmlns:p="http://schemas.microsoft.com/office/2006/metadata/properties" xmlns:ns2="42760c81-fd8e-4d59-8953-7cdb9f38b14f" xmlns:ns3="67a0edcd-0de5-43ed-8c27-e32f38a00c91" targetNamespace="http://schemas.microsoft.com/office/2006/metadata/properties" ma:root="true" ma:fieldsID="cc2c149e99f10870fd5bc3964e5386d3" ns2:_="" ns3:_="">
     <xsd:import namespace="42760c81-fd8e-4d59-8953-7cdb9f38b14f"/>
@@ -17291,18 +17308,11 @@
 </ct:contentTypeSchema>
 </file>
 
-<file path=customXml/item2.xml><?xml version="1.0" encoding="utf-8"?>
-<p:properties xmlns:p="http://schemas.microsoft.com/office/2006/metadata/properties" xmlns:xsi="http://www.w3.org/2001/XMLSchema-instance" xmlns:pc="http://schemas.microsoft.com/office/infopath/2007/PartnerControls">
-  <documentManagement>
-    <TaxCatchAll xmlns="67a0edcd-0de5-43ed-8c27-e32f38a00c91" xsi:nil="true"/>
-    <lcf76f155ced4ddcb4097134ff3c332f xmlns="42760c81-fd8e-4d59-8953-7cdb9f38b14f">
-      <Terms xmlns="http://schemas.microsoft.com/office/infopath/2007/PartnerControls"/>
-    </lcf76f155ced4ddcb4097134ff3c332f>
-  </documentManagement>
-</p:properties>
+<file path=customXml/item3.xml><?xml version="1.0" encoding="utf-8"?>
+<b:Sources xmlns:b="http://schemas.openxmlformats.org/officeDocument/2006/bibliography" xmlns="http://schemas.openxmlformats.org/officeDocument/2006/bibliography" SelectedStyle="\APASixthEditionOfficeOnline.xsl" StyleName="APA" Version="6"/>
 </file>
 
-<file path=customXml/item3.xml><?xml version="1.0" encoding="utf-8"?>
+<file path=customXml/item4.xml><?xml version="1.0" encoding="utf-8"?>
 <?mso-contentType ?>
 <FormTemplates xmlns="http://schemas.microsoft.com/sharepoint/v3/contenttype/forms">
   <Display>DocumentLibraryForm</Display>
@@ -17311,11 +17321,18 @@
 </FormTemplates>
 </file>
 
-<file path=customXml/item4.xml><?xml version="1.0" encoding="utf-8"?>
-<b:Sources xmlns:b="http://schemas.openxmlformats.org/officeDocument/2006/bibliography" xmlns="http://schemas.openxmlformats.org/officeDocument/2006/bibliography" SelectedStyle="\APASixthEditionOfficeOnline.xsl" StyleName="APA" Version="6"/>
+<file path=customXml/itemProps1.xml><?xml version="1.0" encoding="utf-8"?>
+<ds:datastoreItem xmlns:ds="http://schemas.openxmlformats.org/officeDocument/2006/customXml" ds:itemID="{1279454D-02BE-4A9C-A117-DCD1573E2608}">
+  <ds:schemaRefs>
+    <ds:schemaRef ds:uri="http://schemas.microsoft.com/office/2006/metadata/properties"/>
+    <ds:schemaRef ds:uri="http://schemas.microsoft.com/office/infopath/2007/PartnerControls"/>
+    <ds:schemaRef ds:uri="67a0edcd-0de5-43ed-8c27-e32f38a00c91"/>
+    <ds:schemaRef ds:uri="42760c81-fd8e-4d59-8953-7cdb9f38b14f"/>
+  </ds:schemaRefs>
+</ds:datastoreItem>
 </file>
 
-<file path=customXml/itemProps1.xml><?xml version="1.0" encoding="utf-8"?>
+<file path=customXml/itemProps2.xml><?xml version="1.0" encoding="utf-8"?>
 <ds:datastoreItem xmlns:ds="http://schemas.openxmlformats.org/officeDocument/2006/customXml" ds:itemID="{25D8AD0B-3D63-4B16-9C06-F735B3CCDE31}">
   <ds:schemaRefs>
     <ds:schemaRef ds:uri="http://schemas.microsoft.com/office/2006/metadata/contentType"/>
@@ -17334,35 +17351,18 @@
 </ds:datastoreItem>
 </file>
 
-<file path=customXml/itemProps2.xml><?xml version="1.0" encoding="utf-8"?>
-<ds:datastoreItem xmlns:ds="http://schemas.openxmlformats.org/officeDocument/2006/customXml" ds:itemID="{1279454D-02BE-4A9C-A117-DCD1573E2608}">
+<file path=customXml/itemProps3.xml><?xml version="1.0" encoding="utf-8"?>
+<ds:datastoreItem xmlns:ds="http://schemas.openxmlformats.org/officeDocument/2006/customXml" ds:itemID="{EAE431FD-7059-4C09-804B-C9D69EB7B213}">
   <ds:schemaRefs>
-    <ds:schemaRef ds:uri="67a0edcd-0de5-43ed-8c27-e32f38a00c91"/>
-    <ds:schemaRef ds:uri="http://purl.org/dc/terms/"/>
-    <ds:schemaRef ds:uri="http://schemas.openxmlformats.org/package/2006/metadata/core-properties"/>
-    <ds:schemaRef ds:uri="http://schemas.microsoft.com/office/2006/documentManagement/types"/>
-    <ds:schemaRef ds:uri="http://schemas.microsoft.com/office/infopath/2007/PartnerControls"/>
-    <ds:schemaRef ds:uri="http://purl.org/dc/elements/1.1/"/>
-    <ds:schemaRef ds:uri="http://purl.org/dc/dcmitype/"/>
-    <ds:schemaRef ds:uri="http://schemas.microsoft.com/office/2006/metadata/properties"/>
-    <ds:schemaRef ds:uri="42760c81-fd8e-4d59-8953-7cdb9f38b14f"/>
-    <ds:schemaRef ds:uri="http://www.w3.org/XML/1998/namespace"/>
+    <ds:schemaRef ds:uri="http://schemas.openxmlformats.org/officeDocument/2006/bibliography"/>
   </ds:schemaRefs>
 </ds:datastoreItem>
 </file>
 
-<file path=customXml/itemProps3.xml><?xml version="1.0" encoding="utf-8"?>
+<file path=customXml/itemProps4.xml><?xml version="1.0" encoding="utf-8"?>
 <ds:datastoreItem xmlns:ds="http://schemas.openxmlformats.org/officeDocument/2006/customXml" ds:itemID="{10663269-2064-4804-8290-36D4A57F5557}">
   <ds:schemaRefs>
     <ds:schemaRef ds:uri="http://schemas.microsoft.com/sharepoint/v3/contenttype/forms"/>
   </ds:schemaRefs>
 </ds:datastoreItem>
-</file>
-
-<file path=customXml/itemProps4.xml><?xml version="1.0" encoding="utf-8"?>
-<ds:datastoreItem xmlns:ds="http://schemas.openxmlformats.org/officeDocument/2006/customXml" ds:itemID="{EAE431FD-7059-4C09-804B-C9D69EB7B213}">
-  <ds:schemaRefs>
-    <ds:schemaRef ds:uri="http://schemas.openxmlformats.org/officeDocument/2006/bibliography"/>
-  </ds:schemaRefs>
-</ds:datastoreItem>
 </file>